--- a/reporting/subdocs_templates/table_of_highest_security_objectives_in_the_sector_template.docx
+++ b/reporting/subdocs_templates/table_of_highest_security_objectives_in_the_sector_template.docx
@@ -32,7 +32,7 @@
             <w:tcW w:w="426" w:type="dxa"/>
             <w:tcBorders>
               <w:top w:val="single" w:sz="12" w:space="0" w:color="auto"/>
-              <w:left w:val="nil"/>
+              <w:left w:val="single" w:sz="4" w:space="0" w:color="FFFFFF" w:themeColor="background1"/>
               <w:bottom w:val="single" w:sz="12" w:space="0" w:color="auto"/>
               <w:right w:val="single" w:sz="8" w:space="0" w:color="auto"/>
             </w:tcBorders>
@@ -140,7 +140,7 @@
               <w:top w:val="single" w:sz="12" w:space="0" w:color="auto"/>
               <w:left w:val="single" w:sz="8" w:space="0" w:color="auto"/>
               <w:bottom w:val="single" w:sz="12" w:space="0" w:color="auto"/>
-              <w:right w:val="nil"/>
+              <w:right w:val="single" w:sz="4" w:space="0" w:color="FFFFFF" w:themeColor="background1"/>
             </w:tcBorders>
             <w:vAlign w:val="center"/>
           </w:tcPr>
@@ -178,8 +178,9 @@
             <w:gridSpan w:val="4"/>
             <w:tcBorders>
               <w:top w:val="single" w:sz="12" w:space="0" w:color="auto"/>
-              <w:left w:val="nil"/>
-              <w:bottom w:val="single" w:sz="4" w:space="0" w:color="999999"/>
+              <w:left w:val="single" w:sz="4" w:space="0" w:color="FFFFFF" w:themeColor="background1"/>
+              <w:bottom w:val="single" w:sz="4" w:space="0" w:color="A6A6A6" w:themeColor="background1" w:themeShade="A6"/>
+              <w:right w:val="single" w:sz="4" w:space="0" w:color="FFFFFF" w:themeColor="background1"/>
             </w:tcBorders>
             <w:vAlign w:val="center"/>
           </w:tcPr>
@@ -241,9 +242,9 @@
             <w:tcW w:w="426" w:type="dxa"/>
             <w:tcBorders>
               <w:top w:val="single" w:sz="4" w:space="0" w:color="999999"/>
-              <w:left w:val="nil"/>
+              <w:left w:val="single" w:sz="4" w:space="0" w:color="FFFFFF" w:themeColor="background1"/>
               <w:bottom w:val="single" w:sz="4" w:space="0" w:color="999999"/>
-              <w:right w:val="nil"/>
+              <w:right w:val="single" w:sz="4" w:space="0" w:color="A6A6A6" w:themeColor="background1" w:themeShade="A6"/>
             </w:tcBorders>
             <w:vAlign w:val="center"/>
           </w:tcPr>
@@ -319,10 +320,10 @@
           <w:tcPr>
             <w:tcW w:w="6804" w:type="dxa"/>
             <w:tcBorders>
-              <w:top w:val="single" w:sz="4" w:space="0" w:color="999999"/>
-              <w:left w:val="nil"/>
-              <w:bottom w:val="single" w:sz="4" w:space="0" w:color="999999"/>
-              <w:right w:val="nil"/>
+              <w:top w:val="single" w:sz="4" w:space="0" w:color="A6A6A6" w:themeColor="background1" w:themeShade="A6"/>
+              <w:left w:val="single" w:sz="4" w:space="0" w:color="A6A6A6" w:themeColor="background1" w:themeShade="A6"/>
+              <w:bottom w:val="single" w:sz="4" w:space="0" w:color="A6A6A6" w:themeColor="background1" w:themeShade="A6"/>
+              <w:right w:val="single" w:sz="4" w:space="0" w:color="A6A6A6" w:themeColor="background1" w:themeShade="A6"/>
             </w:tcBorders>
             <w:vAlign w:val="center"/>
           </w:tcPr>
@@ -366,10 +367,10 @@
           <w:tcPr>
             <w:tcW w:w="1134" w:type="dxa"/>
             <w:tcBorders>
-              <w:top w:val="single" w:sz="4" w:space="0" w:color="999999"/>
-              <w:left w:val="nil"/>
-              <w:bottom w:val="single" w:sz="4" w:space="0" w:color="999999"/>
-              <w:right w:val="nil"/>
+              <w:top w:val="single" w:sz="4" w:space="0" w:color="A6A6A6" w:themeColor="background1" w:themeShade="A6"/>
+              <w:left w:val="single" w:sz="4" w:space="0" w:color="A6A6A6" w:themeColor="background1" w:themeShade="A6"/>
+              <w:bottom w:val="single" w:sz="4" w:space="0" w:color="A6A6A6" w:themeColor="background1" w:themeShade="A6"/>
+              <w:right w:val="single" w:sz="4" w:space="0" w:color="A6A6A6" w:themeColor="background1" w:themeShade="A6"/>
             </w:tcBorders>
             <w:vAlign w:val="center"/>
           </w:tcPr>
@@ -435,10 +436,10 @@
           <w:tcPr>
             <w:tcW w:w="1147" w:type="dxa"/>
             <w:tcBorders>
-              <w:top w:val="single" w:sz="4" w:space="0" w:color="999999"/>
-              <w:left w:val="nil"/>
-              <w:bottom w:val="single" w:sz="4" w:space="0" w:color="999999"/>
-              <w:right w:val="nil"/>
+              <w:top w:val="single" w:sz="4" w:space="0" w:color="A6A6A6" w:themeColor="background1" w:themeShade="A6"/>
+              <w:left w:val="single" w:sz="4" w:space="0" w:color="A6A6A6" w:themeColor="background1" w:themeShade="A6"/>
+              <w:bottom w:val="single" w:sz="4" w:space="0" w:color="A6A6A6" w:themeColor="background1" w:themeShade="A6"/>
+              <w:right w:val="single" w:sz="4" w:space="0" w:color="FFFFFF" w:themeColor="background1"/>
             </w:tcBorders>
             <w:vAlign w:val="center"/>
           </w:tcPr>
@@ -510,8 +511,9 @@
             <w:tcW w:w="9511" w:type="dxa"/>
             <w:gridSpan w:val="4"/>
             <w:tcBorders>
-              <w:left w:val="nil"/>
-              <w:right w:val="nil"/>
+              <w:top w:val="single" w:sz="4" w:space="0" w:color="A6A6A6" w:themeColor="background1" w:themeShade="A6"/>
+              <w:left w:val="single" w:sz="4" w:space="0" w:color="FFFFFF" w:themeColor="background1"/>
+              <w:right w:val="single" w:sz="4" w:space="0" w:color="FFFFFF" w:themeColor="background1"/>
             </w:tcBorders>
             <w:vAlign w:val="center"/>
           </w:tcPr>

--- a/reporting/subdocs_templates/table_of_highest_security_objectives_in_the_sector_template.docx
+++ b/reporting/subdocs_templates/table_of_highest_security_objectives_in_the_sector_template.docx
@@ -5,7 +5,7 @@
     <w:tbl>
       <w:tblPr>
         <w:tblpPr w:leftFromText="141" w:rightFromText="141" w:vertAnchor="text" w:horzAnchor="margin" w:tblpY="-61"/>
-        <w:tblW w:w="9511" w:type="dxa"/>
+        <w:tblW w:w="9639" w:type="dxa"/>
         <w:tblBorders>
           <w:top w:val="single" w:sz="4" w:space="0" w:color="999999"/>
           <w:left w:val="single" w:sz="4" w:space="0" w:color="999999"/>
@@ -18,10 +18,10 @@
         <w:tblLook w:val="04A0" w:firstRow="1" w:lastRow="0" w:firstColumn="1" w:lastColumn="0" w:noHBand="0" w:noVBand="1"/>
       </w:tblPr>
       <w:tblGrid>
-        <w:gridCol w:w="415"/>
-        <w:gridCol w:w="6404"/>
-        <w:gridCol w:w="1346"/>
-        <w:gridCol w:w="1346"/>
+        <w:gridCol w:w="562"/>
+        <w:gridCol w:w="6421"/>
+        <w:gridCol w:w="1328"/>
+        <w:gridCol w:w="1328"/>
       </w:tblGrid>
       <w:tr>
         <w:trPr>
@@ -29,7 +29,7 @@
         </w:trPr>
         <w:tc>
           <w:tcPr>
-            <w:tcW w:w="426" w:type="dxa"/>
+            <w:tcW w:w="562" w:type="dxa"/>
             <w:tcBorders>
               <w:top w:val="single" w:sz="12" w:space="0" w:color="auto"/>
               <w:left w:val="single" w:sz="4" w:space="0" w:color="FFFFFF" w:themeColor="background1"/>
@@ -54,7 +54,7 @@
         </w:tc>
         <w:tc>
           <w:tcPr>
-            <w:tcW w:w="6804" w:type="dxa"/>
+            <w:tcW w:w="6521" w:type="dxa"/>
             <w:tcBorders>
               <w:top w:val="single" w:sz="12" w:space="0" w:color="auto"/>
               <w:left w:val="single" w:sz="8" w:space="0" w:color="auto"/>
@@ -101,7 +101,7 @@
         </w:tc>
         <w:tc>
           <w:tcPr>
-            <w:tcW w:w="1418" w:type="dxa"/>
+            <w:tcW w:w="1346" w:type="dxa"/>
             <w:tcBorders>
               <w:top w:val="single" w:sz="12" w:space="0" w:color="auto"/>
               <w:left w:val="single" w:sz="8" w:space="0" w:color="auto"/>
@@ -135,7 +135,7 @@
         </w:tc>
         <w:tc>
           <w:tcPr>
-            <w:tcW w:w="1418" w:type="dxa"/>
+            <w:tcW w:w="1346" w:type="dxa"/>
             <w:tcBorders>
               <w:top w:val="single" w:sz="12" w:space="0" w:color="auto"/>
               <w:left w:val="single" w:sz="8" w:space="0" w:color="auto"/>
@@ -174,7 +174,7 @@
         </w:trPr>
         <w:tc>
           <w:tcPr>
-            <w:tcW w:w="9511" w:type="dxa"/>
+            <w:tcW w:w="9778" w:type="dxa"/>
             <w:gridSpan w:val="4"/>
             <w:tcBorders>
               <w:top w:val="single" w:sz="12" w:space="0" w:color="auto"/>
@@ -239,7 +239,7 @@
         </w:trPr>
         <w:tc>
           <w:tcPr>
-            <w:tcW w:w="426" w:type="dxa"/>
+            <w:tcW w:w="567" w:type="dxa"/>
             <w:tcBorders>
               <w:top w:val="single" w:sz="4" w:space="0" w:color="999999"/>
               <w:left w:val="single" w:sz="4" w:space="0" w:color="FFFFFF" w:themeColor="background1"/>
@@ -318,7 +318,7 @@
         </w:tc>
         <w:tc>
           <w:tcPr>
-            <w:tcW w:w="6804" w:type="dxa"/>
+            <w:tcW w:w="6521" w:type="dxa"/>
             <w:tcBorders>
               <w:top w:val="single" w:sz="4" w:space="0" w:color="A6A6A6" w:themeColor="background1" w:themeShade="A6"/>
               <w:left w:val="single" w:sz="4" w:space="0" w:color="A6A6A6" w:themeColor="background1" w:themeShade="A6"/>
@@ -365,7 +365,7 @@
         </w:tc>
         <w:tc>
           <w:tcPr>
-            <w:tcW w:w="1134" w:type="dxa"/>
+            <w:tcW w:w="1346" w:type="dxa"/>
             <w:tcBorders>
               <w:top w:val="single" w:sz="4" w:space="0" w:color="A6A6A6" w:themeColor="background1" w:themeShade="A6"/>
               <w:left w:val="single" w:sz="4" w:space="0" w:color="A6A6A6" w:themeColor="background1" w:themeShade="A6"/>
@@ -434,7 +434,7 @@
         </w:tc>
         <w:tc>
           <w:tcPr>
-            <w:tcW w:w="1147" w:type="dxa"/>
+            <w:tcW w:w="1346" w:type="dxa"/>
             <w:tcBorders>
               <w:top w:val="single" w:sz="4" w:space="0" w:color="A6A6A6" w:themeColor="background1" w:themeShade="A6"/>
               <w:left w:val="single" w:sz="4" w:space="0" w:color="A6A6A6" w:themeColor="background1" w:themeShade="A6"/>
@@ -508,7 +508,7 @@
         </w:trPr>
         <w:tc>
           <w:tcPr>
-            <w:tcW w:w="9511" w:type="dxa"/>
+            <w:tcW w:w="567" w:type="dxa"/>
             <w:gridSpan w:val="4"/>
             <w:tcBorders>
               <w:top w:val="single" w:sz="4" w:space="0" w:color="A6A6A6" w:themeColor="background1" w:themeShade="A6"/>

--- a/reporting/subdocs_templates/table_of_highest_security_objectives_in_the_sector_template.docx
+++ b/reporting/subdocs_templates/table_of_highest_security_objectives_in_the_sector_template.docx
@@ -34,7 +34,7 @@
               <w:top w:val="single" w:sz="12" w:space="0" w:color="auto"/>
               <w:left w:val="single" w:sz="4" w:space="0" w:color="FFFFFF" w:themeColor="background1"/>
               <w:bottom w:val="single" w:sz="12" w:space="0" w:color="auto"/>
-              <w:right w:val="single" w:sz="8" w:space="0" w:color="auto"/>
+              <w:right w:val="single" w:sz="4" w:space="0" w:color="A6A6A6" w:themeColor="background1" w:themeShade="A6"/>
             </w:tcBorders>
             <w:vAlign w:val="center"/>
           </w:tcPr>
@@ -57,9 +57,9 @@
             <w:tcW w:w="6521" w:type="dxa"/>
             <w:tcBorders>
               <w:top w:val="single" w:sz="12" w:space="0" w:color="auto"/>
-              <w:left w:val="single" w:sz="8" w:space="0" w:color="auto"/>
+              <w:left w:val="single" w:sz="4" w:space="0" w:color="A6A6A6" w:themeColor="background1" w:themeShade="A6"/>
               <w:bottom w:val="single" w:sz="12" w:space="0" w:color="auto"/>
-              <w:right w:val="single" w:sz="8" w:space="0" w:color="auto"/>
+              <w:right w:val="single" w:sz="4" w:space="0" w:color="A6A6A6" w:themeColor="background1" w:themeShade="A6"/>
             </w:tcBorders>
             <w:vAlign w:val="center"/>
           </w:tcPr>
@@ -104,9 +104,9 @@
             <w:tcW w:w="1346" w:type="dxa"/>
             <w:tcBorders>
               <w:top w:val="single" w:sz="12" w:space="0" w:color="auto"/>
-              <w:left w:val="single" w:sz="8" w:space="0" w:color="auto"/>
+              <w:left w:val="single" w:sz="4" w:space="0" w:color="A6A6A6" w:themeColor="background1" w:themeShade="A6"/>
               <w:bottom w:val="single" w:sz="12" w:space="0" w:color="auto"/>
-              <w:right w:val="single" w:sz="8" w:space="0" w:color="auto"/>
+              <w:right w:val="single" w:sz="4" w:space="0" w:color="A6A6A6" w:themeColor="background1" w:themeShade="A6"/>
             </w:tcBorders>
             <w:vAlign w:val="center"/>
           </w:tcPr>
@@ -138,7 +138,7 @@
             <w:tcW w:w="1346" w:type="dxa"/>
             <w:tcBorders>
               <w:top w:val="single" w:sz="12" w:space="0" w:color="auto"/>
-              <w:left w:val="single" w:sz="8" w:space="0" w:color="auto"/>
+              <w:left w:val="single" w:sz="4" w:space="0" w:color="A6A6A6" w:themeColor="background1" w:themeShade="A6"/>
               <w:bottom w:val="single" w:sz="12" w:space="0" w:color="auto"/>
               <w:right w:val="single" w:sz="4" w:space="0" w:color="FFFFFF" w:themeColor="background1"/>
             </w:tcBorders>
